--- a/docs/requirements/VOSS_BRD_v1.7.docx
+++ b/docs/requirements/VOSS_BRD_v1.7.docx
@@ -7521,7 +7521,7 @@
                 <w:sz w:val="17"/>
                 <w:szCs w:val="17"/>
               </w:rPr>
-              <w:t xml:space="preserve">벨트 폭 70 mm와 RG2 스트로크 0~110 mm 안에 들어온다. RG2 닫힘 축을 벨트 가로 방향으로 두고 박스의 31 mm 폭(46 × 27 mm 긴 옆면 두 개)을 잡는다. 50 mm(RG2 보고값, 실제 약 40 mm)로 미리 벌려 벨트 가로 방향 오차를 양쪽 약 4.5 mm씩 흡수하고, 벨트 방향 타이밍 오차는 추종이 맡는다. 닫힘은 39 mm(보고값)이다. 벨트에서 50 mm로 여는 튜닝은 박병후님이 진행 중이다(v1.6)</w:t>
+              <w:t xml:space="preserve">벨트 폭 70 mm와 RG2 스트로크 0~110 mm 안에 들어온다. RG2 닫힘 축을 벨트 가로 방향으로 두고 박스의 31 mm 폭(46 × 27 mm 긴 옆면 두 개)을 잡는다. 50 mm(RG2 보고값, 실제 약 40 mm)로 미리 벌려 벨트 가로 방향 오차를 양쪽 약 4.5 mm씩 흡수하고, 벨트 방향 타이밍 오차는 추종이 맡는다. 닫힘은 39 mm(보고값)이다. 벨트에서 50 mm로 여는 튜닝은 박병후님이 진행 중이다(v1.6, v1.7 PL 승인)</w:t>
             </w:r>
           </w:p>
         </w:tc>
@@ -10276,7 +10276,7 @@
                 <w:sz w:val="17"/>
                 <w:szCs w:val="17"/>
               </w:rPr>
-              <w:t xml:space="preserve">박스의 31 mm 폭을 잡는다(핑거가 46 × 27 mm 긴 옆면 두 개를 잡고 RG2 닫힘 축은 벨트 가로 방향, pending #16 10/07 확정). 그리퍼는 벨트·트레이 모두 50 mm(보고값)로 열고 39 mm(보고값)로 닫는다(v1.6). 50 mm는 3 × 2 트레이 칸에서 핑거가 트레이 벽이나 옆 박스에 닿지 않는 폭이다. 종이 박스가 찌그러지지 않도록 파지력을 낮게 설정한다. 파지력은 14 N이고, RG2는 robot_gateway가 Modbus TCP로 제어한다(6.1).</w:t>
+              <w:t xml:space="preserve">박스의 31 mm 폭을 잡는다(핑거가 46 × 27 mm 긴 옆면 두 개를 잡고 RG2 닫힘 축은 벨트 가로 방향, pending #16 10/07 확정). 그리퍼는 벨트·트레이 모두 50 mm(보고값)로 열고 39 mm(보고값)로 닫는다(v1.6, v1.7 PL 승인). 50 mm는 3 × 2 트레이 칸에서 핑거가 트레이 벽이나 옆 박스에 닿지 않는 폭이다. 종이 박스가 찌그러지지 않도록 파지력을 낮게 설정한다. 파지력은 14 N이고, RG2는 robot_gateway가 Modbus TCP로 제어한다(6.1).</w:t>
             </w:r>
           </w:p>
         </w:tc>
@@ -15330,7 +15330,7 @@
                 <w:sz w:val="17"/>
                 <w:szCs w:val="17"/>
               </w:rPr>
-              <w:t xml:space="preserve">전체 작업대 확인과 박스 검출 보조</w:t>
+              <w:t xml:space="preserve">관제에서 사람이 모니터로 작업대를 보는 CCTV 용도. 박스 검출 보조 아님(v1.7 PL 결정)</w:t>
             </w:r>
           </w:p>
         </w:tc>
@@ -19723,7 +19723,7 @@
                 <w:sz w:val="17"/>
                 <w:szCs w:val="17"/>
               </w:rPr>
-              <w:t xml:space="preserve">10/06~07 캘리브레이션 완료, 그리퍼 사전 개방 50 mm(실제 약 40 mm)로 벨트 가로 ±4.5 mm 흡수, 나머지와 벨트 방향은 추종. 50 mm 튜닝은 박병후님 진행 중(v1.6)</w:t>
+              <w:t xml:space="preserve">10/06~07 캘리브레이션 완료, 그리퍼 사전 개방 50 mm(실제 약 40 mm)로 벨트 가로 ±4.5 mm 흡수, 나머지와 벨트 방향은 추종. 50 mm 튜닝은 박병후님 진행 중(v1.6, v1.7 PL 승인)</w:t>
             </w:r>
           </w:p>
         </w:tc>
@@ -19891,7 +19891,7 @@
                 <w:sz w:val="17"/>
                 <w:szCs w:val="17"/>
               </w:rPr>
-              <w:t xml:space="preserve">분류코드 5.5 mm, 수동 노출, 2단계 다수결, 불확실하면 작업자에게 질문</w:t>
+              <w:t xml:space="preserve">분류코드 5.5 mm, 수동 노출, 2단계 다수결, 불확실하면 작업자에게 질문. 10/14 리허설 1회차에서 즉시 재확인 흐름이 실패하면 보관 흐름(defer_recheck: true)으로 되돌린다(v1.7 PL 결정)</w:t>
             </w:r>
           </w:p>
         </w:tc>
@@ -22331,7 +22331,7 @@
                 <w:sz w:val="17"/>
                 <w:szCs w:val="17"/>
               </w:rPr>
-              <w:t xml:space="preserve">(판별 불가 박스는 "송장 확인 불가" 또는 30초 무응답 → 보류, v1.7)</w:t>
+              <w:t xml:space="preserve">(판별 불가 박스는 "송장 확인 불가" 또는 30초 무응답 → 보류, v1.7). 10/14 리허설 1회차에서 즉시 재확인 흐름이 실패하면 보관 흐름(defer_recheck: true)으로 되돌린다(v1.7 PL 결정)</w:t>
             </w:r>
           </w:p>
         </w:tc>
@@ -27589,7 +27589,7 @@
                 <w:sz w:val="17"/>
                 <w:szCs w:val="17"/>
               </w:rPr>
-              <w:t xml:space="preserve">전체 리허설(단계 0~9) 3회</w:t>
+              <w:t xml:space="preserve">전체 리허설(단계 0~9) 3회. 리허설 1회차: HMI 3D·MQTT·음성 되읽기·멈춤·재개 확인(게이트 조건부 항목, v1.7 PL)</w:t>
             </w:r>
           </w:p>
         </w:tc>
@@ -30135,7 +30135,7 @@
           <w:sz w:val="20"/>
           <w:szCs w:val="20"/>
         </w:rPr>
-        <w:t xml:space="preserve">16칸을 3개 넘는다. 우선순위는 역삼(7)이 가장 높고, 대치·청담은 6개로 같아 먼저 방문하는 대치가 후순위다. 그래서 청담 6, 역삼 7, 대치 3을 싣고 대치 3개는 초과로 남는다. 적재 순서는 청담 1~6 → 역삼 7~13 → 대치 14~16이다(v1.6.1, 10/13 게이트 실기와 같음). 보류 1개는 대상이 아니다. 표의 괄호는 칸 번호다.</w:t>
+        <w:t xml:space="preserve">16칸을 3개 넘는다. 우선순위는 역삼(7)이 가장 높고, 대치·청담은 6개로 같아 먼저 방문하는 대치가 후순위다. 그래서 청담 6, 역삼 7, 대치 3을 싣고 대치 3개는 초과로 남는다. 적재 순서는 청담 1~6 → 역삼 7~13 → 대치 14~16이다(v1.6.1, 10/13 게이트 실기와 같음). 보류 1개는 대상이 아니다. 표의 괄호는 “적재 n / 격자 c”다 — 적재 n = 적재 순서(1~16, 기록 값 pallet_slot + 1), 격자 c = MoveToZone 요청 격자 칸 cell(v1.7 PL).</w:t>
       </w:r>
     </w:p>
     <w:tbl>
@@ -30410,7 +30410,7 @@
                 <w:sz w:val="17"/>
                 <w:szCs w:val="17"/>
               </w:rPr>
-              <w:t xml:space="preserve">청담 (8)</w:t>
+              <w:t xml:space="preserve">청담 (적재 3 / 격자 8)</w:t>
             </w:r>
           </w:p>
         </w:tc>
@@ -30442,7 +30442,7 @@
                 <w:sz w:val="17"/>
                 <w:szCs w:val="17"/>
               </w:rPr>
-              <w:t xml:space="preserve">역삼 (9)</w:t>
+              <w:t xml:space="preserve">역삼 (적재 7 / 격자 9)</w:t>
             </w:r>
           </w:p>
         </w:tc>
@@ -30474,7 +30474,7 @@
                 <w:sz w:val="17"/>
                 <w:szCs w:val="17"/>
               </w:rPr>
-              <w:t xml:space="preserve">역삼 (10)</w:t>
+              <w:t xml:space="preserve">역삼 (적재 11 / 격자 10)</w:t>
             </w:r>
           </w:p>
         </w:tc>
@@ -30506,7 +30506,7 @@
                 <w:sz w:val="17"/>
                 <w:szCs w:val="17"/>
               </w:rPr>
-              <w:t xml:space="preserve">대치 (11)</w:t>
+              <w:t xml:space="preserve">대치 (적재 15 / 격자 11)</w:t>
             </w:r>
           </w:p>
         </w:tc>
@@ -30577,7 +30577,7 @@
                 <w:sz w:val="17"/>
                 <w:szCs w:val="17"/>
               </w:rPr>
-              <w:t xml:space="preserve">청담 (12)</w:t>
+              <w:t xml:space="preserve">청담 (적재 4 / 격자 12)</w:t>
             </w:r>
           </w:p>
         </w:tc>
@@ -30609,7 +30609,7 @@
                 <w:sz w:val="17"/>
                 <w:szCs w:val="17"/>
               </w:rPr>
-              <w:t xml:space="preserve">역삼 (13)</w:t>
+              <w:t xml:space="preserve">역삼 (적재 8 / 격자 13)</w:t>
             </w:r>
           </w:p>
         </w:tc>
@@ -30641,7 +30641,7 @@
                 <w:sz w:val="17"/>
                 <w:szCs w:val="17"/>
               </w:rPr>
-              <w:t xml:space="preserve">역삼 (14)</w:t>
+              <w:t xml:space="preserve">역삼 (적재 12 / 격자 14)</w:t>
             </w:r>
           </w:p>
         </w:tc>
@@ -30673,7 +30673,7 @@
                 <w:sz w:val="17"/>
                 <w:szCs w:val="17"/>
               </w:rPr>
-              <w:t xml:space="preserve">대치 (15)</w:t>
+              <w:t xml:space="preserve">대치 (적재 16 / 격자 15)</w:t>
             </w:r>
           </w:p>
         </w:tc>
@@ -30744,7 +30744,7 @@
                 <w:sz w:val="17"/>
                 <w:szCs w:val="17"/>
               </w:rPr>
-              <w:t xml:space="preserve">청담 (0)</w:t>
+              <w:t xml:space="preserve">청담 (적재 1 / 격자 0)</w:t>
             </w:r>
           </w:p>
         </w:tc>
@@ -30776,7 +30776,7 @@
                 <w:sz w:val="17"/>
                 <w:szCs w:val="17"/>
               </w:rPr>
-              <w:t xml:space="preserve">청담 (1)</w:t>
+              <w:t xml:space="preserve">청담 (적재 5 / 격자 1)</w:t>
             </w:r>
           </w:p>
         </w:tc>
@@ -30808,7 +30808,7 @@
                 <w:sz w:val="17"/>
                 <w:szCs w:val="17"/>
               </w:rPr>
-              <w:t xml:space="preserve">역삼 (2)</w:t>
+              <w:t xml:space="preserve">역삼 (적재 9 / 격자 2)</w:t>
             </w:r>
           </w:p>
         </w:tc>
@@ -30840,7 +30840,7 @@
                 <w:sz w:val="17"/>
                 <w:szCs w:val="17"/>
               </w:rPr>
-              <w:t xml:space="preserve">역삼 (3)</w:t>
+              <w:t xml:space="preserve">역삼 (적재 13 / 격자 3)</w:t>
             </w:r>
           </w:p>
         </w:tc>
@@ -30911,7 +30911,7 @@
                 <w:sz w:val="17"/>
                 <w:szCs w:val="17"/>
               </w:rPr>
-              <w:t xml:space="preserve">청담 (4)</w:t>
+              <w:t xml:space="preserve">청담 (적재 2 / 격자 4)</w:t>
             </w:r>
           </w:p>
         </w:tc>
@@ -30943,7 +30943,7 @@
                 <w:sz w:val="17"/>
                 <w:szCs w:val="17"/>
               </w:rPr>
-              <w:t xml:space="preserve">청담 (5)</w:t>
+              <w:t xml:space="preserve">청담 (적재 6 / 격자 5)</w:t>
             </w:r>
           </w:p>
         </w:tc>
@@ -30975,7 +30975,7 @@
                 <w:sz w:val="17"/>
                 <w:szCs w:val="17"/>
               </w:rPr>
-              <w:t xml:space="preserve">역삼 (6)</w:t>
+              <w:t xml:space="preserve">역삼 (적재 10 / 격자 6)</w:t>
             </w:r>
           </w:p>
         </w:tc>
@@ -31007,7 +31007,7 @@
                 <w:sz w:val="17"/>
                 <w:szCs w:val="17"/>
               </w:rPr>
-              <w:t xml:space="preserve">대치 (7)</w:t>
+              <w:t xml:space="preserve">대치 (적재 14 / 격자 7)</w:t>
             </w:r>
           </w:p>
         </w:tc>
@@ -31628,7 +31628,7 @@
                 <w:sz w:val="17"/>
                 <w:szCs w:val="17"/>
               </w:rPr>
-              <w:t xml:space="preserve">놓기(v1.4 + v1.5): MoveToZone DROP으로 칸에 놓고 안전 높이로만 올라간다. 박스마다 관측 자세로 돌아가지 않고 마지막 박스 뒤에만 돌아간다. 그리퍼는 50 mm(보고값)로 열어 옆 박스와 손가락이 닿지 않게 한다(10/12 실측). </w:t>
+              <w:t xml:space="preserve">놓기(v1.4 + v1.5): MoveToZone DROP으로 칸에 놓고 안전 높이로만 올라간다. 박스마다 관측 자세로 돌아가지 않고 마지막 박스 뒤에만 돌아간다. 그리퍼는 50 mm(보고값)로 열어 옆 박스와 손가락이 닿지 않게 한다(10/12 실측, v1.7 PL 승인). </w:t>
             </w:r>
             <w:r>
               <w:rPr>
@@ -31717,7 +31717,7 @@
                 <w:sz w:val="17"/>
                 <w:szCs w:val="17"/>
               </w:rPr>
-              <w:t xml:space="preserve">이동 경로(v1.4 + v1.5): 직선 경로가 베이스 뒤(−X)를 지나면 베이스 앞쪽으로 도는 원호 경유점(40° 간격)을 넣고, 한 번의 스플라인 이동(move_spline_task)으로 멈추지 않고 지나간다. 원호 앞뒤에서는 블렌딩하지 않고, 컨트롤러 정지(check_motion IDLE)를 확인한 뒤 다음 이동을 보낸다(v1.6, 10/12 실기 알람 1203·1903 해결). </w:t>
+              <w:t xml:space="preserve">이동 경로(v1.4 + v1.5): 직선 경로가 베이스 뒤(−X)를 지나면 베이스 앞쪽으로 도는 원호 경유점(40° 간격)을 넣고, 한 번의 스플라인 이동(move_spline_task)으로 멈추지 않고 지나간다. 원호 앞뒤에서는 블렌딩하지 않고, 컨트롤러 정지(check_motion IDLE)를 확인한 뒤 다음 이동을 보낸다(v1.6, 10/12 실기 알람 1203·1903 해결, v1.7 PL 승인). </w:t>
             </w:r>
             <w:r>
               <w:rPr>
@@ -34044,7 +34044,7 @@
                 <w:sz w:val="17"/>
                 <w:szCs w:val="17"/>
               </w:rPr>
-              <w:t xml:space="preserve">PALLET 칸은 격자 칸 cell 0~15 = (층−1)×8 + (줄−1)×4 + (열−1), z 오프셋 (층−1) × 27 mm(결정 D2). sort_manager가 적재 순서 pallet_slot을 cell로 바꿔 요청하고(하드코딩, v1.7), MoveToZone은 받은 칸에 놓기만 한다.</w:t>
+              <w:t xml:space="preserve">PALLET 칸은 격자 칸 cell 0~15 = (층−1)×8 + (줄−1)×4 + (열−1), z 오프셋 (층−1) × 27 mm(결정 D2). sort_manager가 적재 순서 pallet_slot을 cell로 바꿔 요청하고(sort_manager 내부 상수(pallet_plan.slot_order), 변환 pallet_plan.grid_cell(), v1.7), MoveToZone은 받은 칸에 놓기만 한다.</w:t>
             </w:r>
             <w:r>
               <w:rPr>
@@ -35762,7 +35762,7 @@
                 <w:sz w:val="17"/>
                 <w:szCs w:val="17"/>
               </w:rPr>
-              <w:t xml:space="preserve">박스당 30초 이하 (추정 15~25초, 100 mm/s 기준). 16개면 최대 8분. v1.6 실측(10/12): 박스당 9.6초, 16개 153초(구역 이동 450 mm/s, 가속 900 mm/s², 블렌딩 30 mm)</w:t>
+              <w:t xml:space="preserve">박스당 30초 이하 (추정 15~25초, 100 mm/s 기준). 16개면 최대 8분. v1.6 실측(10/12): 박스당 9.6초, 16개 153초(구역 이동 450 mm/s, 가속 900 mm/s², 블렌딩 30 mm, v1.7 PL 승인)</w:t>
             </w:r>
           </w:p>
         </w:tc>
@@ -36681,7 +36681,7 @@
                 <w:sz w:val="17"/>
                 <w:szCs w:val="17"/>
               </w:rPr>
-              <w:t xml:space="preserve">16칸 2층까지 ikin·저속 접근 확인. 안 되면 칸을 +Y 쪽으로 당기거나 팔레트를 옮김. 10/12 결과: 4열 1줄 칸(베이스에서 166 mm)이 1206(해 없음) → 팔레트를 +Y로 80 mm 옮겨 16칸 모두 해결</w:t>
+              <w:t xml:space="preserve">16칸 2층까지 ikin·저속 접근 확인. 안 되면 칸을 +Y 쪽으로 당기거나 팔레트를 옮김. 10/12 결과: 4열 1줄 칸(베이스에서 166 mm)이 1206(해 없음) → 팔레트를 +Y로 80 mm 옮겨 16칸 모두 해결(v1.7 PL 승인)</w:t>
             </w:r>
           </w:p>
         </w:tc>
@@ -36848,7 +36848,7 @@
                 <w:sz w:val="17"/>
                 <w:szCs w:val="17"/>
               </w:rPr>
-              <w:t xml:space="preserve">베이스 앞쪽 원호 스플라인(TR-PAL-07). 10/12 결과: OBSERVE → 팔레트 직선이 베이스 뒤를 지나 TIMEOUT → 원호로 해결</w:t>
+              <w:t xml:space="preserve">베이스 앞쪽 원호 스플라인(TR-PAL-07). 10/12 결과: OBSERVE → 팔레트 직선이 베이스 뒤를 지나 TIMEOUT → 원호로 해결(v1.7 PL 승인)</w:t>
             </w:r>
           </w:p>
         </w:tc>
@@ -37015,7 +37015,7 @@
                 <w:sz w:val="17"/>
                 <w:szCs w:val="17"/>
               </w:rPr>
-              <w:t xml:space="preserve">놓을 때 최소 개방, Y 피치·손가락 두께 실측. 파지 높이(윗면 −19 mm)라 손가락 끝은 박스 밑면 +8 mm에 있어 1층 윗면보다 아래로 내려가지 않는지 실기 확인. 10/12 결과: X 피치 50 mm(박스 46 + 4), Y 피치 60 mm, 개방 50 mm로 16칸 적재 중 간섭 없음. 열 단위 적재(v1.6)는 옆 열에 2층이 먼저 쌓인 상태로 놓으므로 1회 실기 확인 필요 → 10/13 15:25 게이트 실기에서 열 단위 16칸 간섭·밀림 없음(v1.6.1)</w:t>
+              <w:t xml:space="preserve">놓을 때 최소 개방, Y 피치·손가락 두께 실측. 파지 높이(윗면 −19 mm)라 손가락 끝은 박스 밑면 +8 mm에 있어 1층 윗면보다 아래로 내려가지 않는지 실기 확인. 10/12 결과: X 피치 50 mm(박스 46 + 4), Y 피치 60 mm, 개방 50 mm로 16칸 적재 중 간섭 없음. 열 단위 적재(v1.6)는 옆 열에 2층이 먼저 쌓인 상태로 놓으므로 1회 실기 확인 필요 → 10/13 15:25 게이트 실기에서 열 단위 16칸 간섭·밀림 없음(v1.6.1, v1.7 PL 승인)</w:t>
             </w:r>
           </w:p>
         </w:tc>
@@ -38184,7 +38184,7 @@
                 <w:sz w:val="17"/>
                 <w:szCs w:val="17"/>
               </w:rPr>
-              <w:t xml:space="preserve">C는 3 × 2 = 6칸으로 두고(청담 6개와 같음), 동별 7개가 필요한 동(역삼)을 C로 보내는 규칙 변경은 피함. D1에서 칸 배치 확정. 10/12 결과: C는 3 × 2 + 2층 1칸. +X·+Y 끝 칸은 TCP 60 위로 못 가서, 트레이가 빌 때 가장 먼저 채우고 같은 줄 −X 끝 칸 위에서 TCP 40까지 비스듬히 들어간다</w:t>
+              <w:t xml:space="preserve">C는 3 × 2 = 6칸으로 두고(청담 6개와 같음), 동별 7개가 필요한 동(역삼)을 C로 보내는 규칙 변경은 피함. D1에서 칸 배치 확정. 10/12 결과: C는 3 × 2 + 2층 1칸. +X·+Y 끝 칸은 TCP 60 위로 못 가서, 트레이가 빌 때 가장 먼저 채우고 같은 줄 −X 끝 칸 위에서 TCP 40까지 비스듬히 들어간다(v1.7 PL 승인)</w:t>
             </w:r>
             <w:r>
               <w:rPr>
@@ -41283,7 +41283,7 @@
                 <w:sz w:val="17"/>
                 <w:szCs w:val="17"/>
               </w:rPr>
-              <w:t xml:space="preserve">결정(10/13, 남현지 작성): 기록 값은 적재 순서 pallet_slot = (열−1)×4 + (층−1)×2 + (줄−1), MoveToZone 요청만 격자 칸 cell = (층−1)×8 + (줄−1)×4 + (열−1). 변환은 sort_manager 하드코딩(grid order 삭제, v1.7). cols 미사용</w:t>
+              <w:t xml:space="preserve">결정(10/13, 남현지 작성): 기록 값은 적재 순서 pallet_slot = (열−1)×4 + (층−1)×2 + (줄−1), MoveToZone 요청만 격자 칸 cell = (층−1)×8 + (줄−1)×4 + (열−1). 변환은 sort_manager 내부 상수(pallet_plan.slot_order), 변환 pallet_plan.grid_cell()(grid order 삭제, v1.7). cols 미사용</w:t>
             </w:r>
           </w:p>
         </w:tc>
@@ -41959,7 +41959,7 @@
                 <w:sz w:val="17"/>
                 <w:szCs w:val="17"/>
               </w:rPr>
-              <w:t xml:space="preserve">. v1.7(PL 안, 확인 대기): 1열(−X) → 4열(+X), 열 안은 1줄(+Y) → 2줄</w:t>
+              <w:t xml:space="preserve">. v1.7 확정(PL 10/13): 1열(−X) → 4열(+X), 열 안은 1층 1줄(+Y) → 1층 2줄(−Y) → 2층 1줄 → 2층 2줄(지금 코드 pallet_plan.slot_order·grid_cell()과 같음)</w:t>
             </w:r>
           </w:p>
         </w:tc>
@@ -48339,7 +48339,7 @@
         <w:spacing w:after="60" w:line="290"/>
       </w:pPr>
       <w:r>
-        <w:t xml:space="preserve">v1.7 PL 결정(계속): 재확인 흐름 원복 — 즉시 재판독 → 즉시 질문(1·2위 + 보류, 후보 없으면 전체) → 30초 보류. 유지: “송장 확인 불가” = 보류, 로컬 규칙. PAUSED(팔레타이징에서) → PALLETIZING 전이 명시. 문서 우선순위 문장 삭제, 충돌은 담당자 확인. demo.yaml을 레포 config로 올리고 기본 경로 ~/voss_ws/config 통일. D2 = 남현지 작성. D6 = 1열(−X) → 4열(+X), 열 안 1줄(+Y) → 2줄(확인 대기).</w:t>
+        <w:t xml:space="preserve">v1.7 PL 결정(계속): 재확인 흐름 원복 — 즉시 재판독 → 즉시 질문(1·2위 + 보류, 후보 없으면 전체) → 30초 보류. 유지: “송장 확인 불가” = 보류, 로컬 규칙. PAUSED(팔레타이징에서) → PALLETIZING 전이 명시. 문서 우선순위 문장 삭제, 충돌은 담당자 확인. demo.yaml을 레포 config로 올리고 기본 경로 ~/voss_ws/config 통일. D2 = 남현지 작성. D6 확정 = 1열(−X) → 4열(+X), 열 안 1층 1줄(+Y) → 1층 2줄(−Y) → 2층 1줄 → 2층 2줄.</w:t>
       </w:r>
     </w:p>
     <w:p>
